--- a/lab4/唐屹10235501451.docx
+++ b/lab4/唐屹10235501451.docx
@@ -89,7 +89,7 @@
                     <pic:cNvPicPr/>
                   </pic:nvPicPr>
                   <pic:blipFill>
-                    <a:blip r:embed="rId5" cstate="print">
+                    <a:blip r:embed="rId7" cstate="print">
                       <a:extLst>
                         <a:ext uri="{28A0092B-C50C-407E-A947-70E740481C1C}">
                           <a14:useLocalDpi xmlns:a14="http://schemas.microsoft.com/office/drawing/2010/main" val="0"/>
@@ -135,7 +135,7 @@
                     <pic:cNvPicPr/>
                   </pic:nvPicPr>
                   <pic:blipFill>
-                    <a:blip r:embed="rId6"/>
+                    <a:blip r:embed="rId8"/>
                     <a:stretch>
                       <a:fillRect/>
                     </a:stretch>
@@ -191,7 +191,7 @@
                     <pic:cNvPicPr/>
                   </pic:nvPicPr>
                   <pic:blipFill>
-                    <a:blip r:embed="rId7"/>
+                    <a:blip r:embed="rId9"/>
                     <a:stretch>
                       <a:fillRect/>
                     </a:stretch>
@@ -243,7 +243,7 @@
           <w:rFonts w:hint="eastAsia"/>
         </w:rPr>
       </w:pPr>
-      <w:hyperlink r:id="rId8" w:history="1">
+      <w:hyperlink r:id="rId10" w:history="1">
         <w:r>
           <w:rPr>
             <w:rStyle w:val="ae"/>
@@ -257,7 +257,21 @@
         <w:rPr>
           <w:rFonts w:hint="eastAsia"/>
         </w:rPr>
-        <w:t>利用jieba库进行分词，并且输出字典（lab3已经实现，不再展示）</w:t>
+        <w:t>利用</w:t>
+      </w:r>
+      <w:proofErr w:type="spellStart"/>
+      <w:r>
+        <w:rPr>
+          <w:rFonts w:hint="eastAsia"/>
+        </w:rPr>
+        <w:t>jieba</w:t>
+      </w:r>
+      <w:proofErr w:type="spellEnd"/>
+      <w:r>
+        <w:rPr>
+          <w:rFonts w:hint="eastAsia"/>
+        </w:rPr>
+        <w:t>库进行分词，并且输出字典（lab3已经实现，不再展示）</w:t>
       </w:r>
     </w:p>
     <w:p>
@@ -282,7 +296,7 @@
                     <pic:cNvPicPr/>
                   </pic:nvPicPr>
                   <pic:blipFill>
-                    <a:blip r:embed="rId9"/>
+                    <a:blip r:embed="rId11"/>
                     <a:stretch>
                       <a:fillRect/>
                     </a:stretch>
@@ -311,7 +325,21 @@
         <w:rPr>
           <w:rFonts w:hint="eastAsia"/>
         </w:rPr>
-        <w:t>链表构建：链表的每个节点是有linknode.ID,用于记录文档名，linlnode.next，指向像一个节点的位置</w:t>
+        <w:t>链表构建：链表的每个节点是有linknode.ID,用于记录文档名，</w:t>
+      </w:r>
+      <w:proofErr w:type="spellStart"/>
+      <w:r>
+        <w:rPr>
+          <w:rFonts w:hint="eastAsia"/>
+        </w:rPr>
+        <w:t>linlnode.next</w:t>
+      </w:r>
+      <w:proofErr w:type="spellEnd"/>
+      <w:r>
+        <w:rPr>
+          <w:rFonts w:hint="eastAsia"/>
+        </w:rPr>
+        <w:t>，指向一个节点的位置</w:t>
       </w:r>
     </w:p>
     <w:p>
@@ -349,7 +377,7 @@
                     <pic:cNvPicPr/>
                   </pic:nvPicPr>
                   <pic:blipFill>
-                    <a:blip r:embed="rId10"/>
+                    <a:blip r:embed="rId12"/>
                     <a:stretch>
                       <a:fillRect/>
                     </a:stretch>
@@ -430,23 +458,33 @@
       <w:pPr>
         <w:jc w:val="left"/>
       </w:pPr>
-      <w:r>
-        <w:rPr>
-          <w:rFonts w:hint="eastAsia"/>
-        </w:rPr>
-        <w:t>Jumpnode.docID,用于记录文档名</w:t>
+      <w:proofErr w:type="spellStart"/>
+      <w:r>
+        <w:rPr>
+          <w:rFonts w:hint="eastAsia"/>
+        </w:rPr>
+        <w:t>Jumpnode.docID</w:t>
+      </w:r>
+      <w:proofErr w:type="spellEnd"/>
+      <w:r>
+        <w:rPr>
+          <w:rFonts w:hint="eastAsia"/>
+        </w:rPr>
+        <w:t>,用于记录文档名</w:t>
       </w:r>
     </w:p>
     <w:p>
       <w:pPr>
         <w:jc w:val="left"/>
       </w:pPr>
+      <w:proofErr w:type="spellStart"/>
       <w:r>
         <w:rPr>
           <w:rFonts w:hint="eastAsia"/>
         </w:rPr>
         <w:t>Jumpnode.next</w:t>
       </w:r>
+      <w:proofErr w:type="spellEnd"/>
       <w:r>
         <w:rPr>
           <w:rFonts w:hint="eastAsia"/>
@@ -458,11 +496,19 @@
       <w:pPr>
         <w:jc w:val="left"/>
       </w:pPr>
-      <w:r>
-        <w:rPr>
-          <w:rFonts w:hint="eastAsia"/>
-        </w:rPr>
-        <w:t>Jumpnode.link 指向链表</w:t>
+      <w:proofErr w:type="spellStart"/>
+      <w:r>
+        <w:rPr>
+          <w:rFonts w:hint="eastAsia"/>
+        </w:rPr>
+        <w:t>Jumpnode.link</w:t>
+      </w:r>
+      <w:proofErr w:type="spellEnd"/>
+      <w:r>
+        <w:rPr>
+          <w:rFonts w:hint="eastAsia"/>
+        </w:rPr>
+        <w:t xml:space="preserve"> 指向链表</w:t>
       </w:r>
     </w:p>
     <w:p>
@@ -580,7 +626,21 @@
         <w:rPr>
           <w:rFonts w:hint="eastAsia"/>
         </w:rPr>
-        <w:t>记start为跳表的表头，从start开始比较当前节点的next节点的docID与</w:t>
+        <w:t>记start为跳表的表头，从start开始比较当前节点的next节点的</w:t>
+      </w:r>
+      <w:proofErr w:type="spellStart"/>
+      <w:r>
+        <w:rPr>
+          <w:rFonts w:hint="eastAsia"/>
+        </w:rPr>
+        <w:t>docID</w:t>
+      </w:r>
+      <w:proofErr w:type="spellEnd"/>
+      <w:r>
+        <w:rPr>
+          <w:rFonts w:hint="eastAsia"/>
+        </w:rPr>
+        <w:t>与</w:t>
       </w:r>
       <w:r>
         <w:rPr>
@@ -604,7 +664,21 @@
         <w:rPr>
           <w:rFonts w:hint="eastAsia"/>
         </w:rPr>
-        <w:t>找到比它大的：跳表中，1的下一个节点的docID=5&lt;8,下一节点，7&lt;8,下一节点，9&gt;，停止，当前的节点是</w:t>
+        <w:t>找到比它大的：跳表中，1的下一个节点的</w:t>
+      </w:r>
+      <w:proofErr w:type="spellStart"/>
+      <w:r>
+        <w:rPr>
+          <w:rFonts w:hint="eastAsia"/>
+        </w:rPr>
+        <w:t>docID</w:t>
+      </w:r>
+      <w:proofErr w:type="spellEnd"/>
+      <w:r>
+        <w:rPr>
+          <w:rFonts w:hint="eastAsia"/>
+        </w:rPr>
+        <w:t>=5&lt;8,下一节点，7&lt;8,下一节点，9&gt;，停止，当前的节点是</w:t>
       </w:r>
       <w:r>
         <w:rPr>
@@ -634,7 +708,7 @@
                     <pic:cNvPicPr/>
                   </pic:nvPicPr>
                   <pic:blipFill>
-                    <a:blip r:embed="rId11"/>
+                    <a:blip r:embed="rId13"/>
                     <a:stretch>
                       <a:fillRect/>
                     </a:stretch>
@@ -783,7 +857,15 @@
         <w:t>。</w:t>
       </w:r>
       <w:r>
-        <w:t>使用 defaultdict 和 set 数据结构存储词频向量和文档集合</w:t>
+        <w:t>使用 </w:t>
+      </w:r>
+      <w:proofErr w:type="spellStart"/>
+      <w:r>
+        <w:t>defaultdict</w:t>
+      </w:r>
+      <w:proofErr w:type="spellEnd"/>
+      <w:r>
+        <w:t> 和 set 数据结构存储词频向量和文档集合</w:t>
       </w:r>
       <w:r>
         <w:rPr>
@@ -791,8 +873,21 @@
         </w:rPr>
         <w:t>，</w:t>
       </w:r>
-      <w:r>
-        <w:t>word_vectors 使用稀疏向量（np.zeros）表示，节省内存空间</w:t>
+      <w:proofErr w:type="spellStart"/>
+      <w:r>
+        <w:t>word_vectors</w:t>
+      </w:r>
+      <w:proofErr w:type="spellEnd"/>
+      <w:r>
+        <w:t> 使用稀疏向量（</w:t>
+      </w:r>
+      <w:proofErr w:type="spellStart"/>
+      <w:r>
+        <w:t>np.zeros</w:t>
+      </w:r>
+      <w:proofErr w:type="spellEnd"/>
+      <w:r>
+        <w:t>）表示，节省内存空间</w:t>
       </w:r>
       <w:r>
         <w:rPr>
@@ -800,8 +895,13 @@
         </w:rPr>
         <w:t>，</w:t>
       </w:r>
-      <w:r>
-        <w:t>word_docs 使用集合（set）存储文档编号，便于快速交集运算。</w:t>
+      <w:proofErr w:type="spellStart"/>
+      <w:r>
+        <w:t>word_docs</w:t>
+      </w:r>
+      <w:proofErr w:type="spellEnd"/>
+      <w:r>
+        <w:t> 使用集合（set）存储文档编号，便于快速交集运算。</w:t>
       </w:r>
     </w:p>
     <w:p>
@@ -826,6 +926,64 @@
     </w:sectPr>
   </w:body>
 </w:document>
+</file>
+
+<file path=word/endnotes.xml><?xml version="1.0" encoding="utf-8"?>
+<w:endnotes xmlns:wpc="http://schemas.microsoft.com/office/word/2010/wordprocessingCanvas" xmlns:cx="http://schemas.microsoft.com/office/drawing/2014/chartex" xmlns:cx1="http://schemas.microsoft.com/office/drawing/2015/9/8/chartex" xmlns:cx2="http://schemas.microsoft.com/office/drawing/2015/10/21/chartex" xmlns:cx3="http://schemas.microsoft.com/office/drawing/2016/5/9/chartex" xmlns:cx4="http://schemas.microsoft.com/office/drawing/2016/5/10/chartex" xmlns:cx5="http://schemas.microsoft.com/office/drawing/2016/5/11/chartex" xmlns:cx6="http://schemas.microsoft.com/office/drawing/2016/5/12/chartex" xmlns:cx7="http://schemas.microsoft.com/office/drawing/2016/5/13/chartex" xmlns:cx8="http://schemas.microsoft.com/office/drawing/2016/5/14/chartex" xmlns:mc="http://schemas.openxmlformats.org/markup-compatibility/2006" xmlns:aink="http://schemas.microsoft.com/office/drawing/2016/ink" xmlns:am3d="http://schemas.microsoft.com/office/drawing/2017/model3d" xmlns:o="urn:schemas-microsoft-com:office:office" xmlns:oel="http://schemas.microsoft.com/office/2019/extlst" xmlns:r="http://schemas.openxmlformats.org/officeDocument/2006/relationships" xmlns:m="http://schemas.openxmlformats.org/officeDocument/2006/math" xmlns:v="urn:schemas-microsoft-com:vml" xmlns:wp14="http://schemas.microsoft.com/office/word/2010/wordprocessingDrawing" xmlns:wp="http://schemas.openxmlformats.org/drawingml/2006/wordprocessingDrawing" xmlns:w10="urn:schemas-microsoft-com:office:word" xmlns:w="http://schemas.openxmlformats.org/wordprocessingml/2006/main" xmlns:w14="http://schemas.microsoft.com/office/word/2010/wordml" xmlns:w15="http://schemas.microsoft.com/office/word/2012/wordml" xmlns:w16cex="http://schemas.microsoft.com/office/word/2018/wordml/cex" xmlns:w16cid="http://schemas.microsoft.com/office/word/2016/wordml/cid" xmlns:w16="http://schemas.microsoft.com/office/word/2018/wordml" xmlns:w16du="http://schemas.microsoft.com/office/word/2023/wordml/word16du" xmlns:w16sdtdh="http://schemas.microsoft.com/office/word/2020/wordml/sdtdatahash" xmlns:w16sdtfl="http://schemas.microsoft.com/office/word/2024/wordml/sdtformatlock" xmlns:w16se="http://schemas.microsoft.com/office/word/2015/wordml/symex" xmlns:wpg="http://schemas.microsoft.com/office/word/2010/wordprocessingGroup" xmlns:wpi="http://schemas.microsoft.com/office/word/2010/wordprocessingInk" xmlns:wne="http://schemas.microsoft.com/office/word/2006/wordml" xmlns:wps="http://schemas.microsoft.com/office/word/2010/wordprocessingShape" mc:Ignorable="w14 w15 w16se w16cid w16 w16cex w16sdtdh w16sdtfl w16du wp14">
+  <w:endnote w:type="separator" w:id="-1">
+    <w:p>
+      <w:pPr>
+        <w:rPr>
+          <w:rFonts w:hint="eastAsia"/>
+        </w:rPr>
+      </w:pPr>
+      <w:r>
+        <w:separator/>
+      </w:r>
+    </w:p>
+  </w:endnote>
+  <w:endnote w:type="continuationSeparator" w:id="0">
+    <w:p>
+      <w:pPr>
+        <w:rPr>
+          <w:rFonts w:hint="eastAsia"/>
+        </w:rPr>
+      </w:pPr>
+      <w:r>
+        <w:continuationSeparator/>
+      </w:r>
+    </w:p>
+  </w:endnote>
+</w:endnotes>
+</file>
+
+<file path=word/footnotes.xml><?xml version="1.0" encoding="utf-8"?>
+<w:footnotes xmlns:wpc="http://schemas.microsoft.com/office/word/2010/wordprocessingCanvas" xmlns:cx="http://schemas.microsoft.com/office/drawing/2014/chartex" xmlns:cx1="http://schemas.microsoft.com/office/drawing/2015/9/8/chartex" xmlns:cx2="http://schemas.microsoft.com/office/drawing/2015/10/21/chartex" xmlns:cx3="http://schemas.microsoft.com/office/drawing/2016/5/9/chartex" xmlns:cx4="http://schemas.microsoft.com/office/drawing/2016/5/10/chartex" xmlns:cx5="http://schemas.microsoft.com/office/drawing/2016/5/11/chartex" xmlns:cx6="http://schemas.microsoft.com/office/drawing/2016/5/12/chartex" xmlns:cx7="http://schemas.microsoft.com/office/drawing/2016/5/13/chartex" xmlns:cx8="http://schemas.microsoft.com/office/drawing/2016/5/14/chartex" xmlns:mc="http://schemas.openxmlformats.org/markup-compatibility/2006" xmlns:aink="http://schemas.microsoft.com/office/drawing/2016/ink" xmlns:am3d="http://schemas.microsoft.com/office/drawing/2017/model3d" xmlns:o="urn:schemas-microsoft-com:office:office" xmlns:oel="http://schemas.microsoft.com/office/2019/extlst" xmlns:r="http://schemas.openxmlformats.org/officeDocument/2006/relationships" xmlns:m="http://schemas.openxmlformats.org/officeDocument/2006/math" xmlns:v="urn:schemas-microsoft-com:vml" xmlns:wp14="http://schemas.microsoft.com/office/word/2010/wordprocessingDrawing" xmlns:wp="http://schemas.openxmlformats.org/drawingml/2006/wordprocessingDrawing" xmlns:w10="urn:schemas-microsoft-com:office:word" xmlns:w="http://schemas.openxmlformats.org/wordprocessingml/2006/main" xmlns:w14="http://schemas.microsoft.com/office/word/2010/wordml" xmlns:w15="http://schemas.microsoft.com/office/word/2012/wordml" xmlns:w16cex="http://schemas.microsoft.com/office/word/2018/wordml/cex" xmlns:w16cid="http://schemas.microsoft.com/office/word/2016/wordml/cid" xmlns:w16="http://schemas.microsoft.com/office/word/2018/wordml" xmlns:w16du="http://schemas.microsoft.com/office/word/2023/wordml/word16du" xmlns:w16sdtdh="http://schemas.microsoft.com/office/word/2020/wordml/sdtdatahash" xmlns:w16sdtfl="http://schemas.microsoft.com/office/word/2024/wordml/sdtformatlock" xmlns:w16se="http://schemas.microsoft.com/office/word/2015/wordml/symex" xmlns:wpg="http://schemas.microsoft.com/office/word/2010/wordprocessingGroup" xmlns:wpi="http://schemas.microsoft.com/office/word/2010/wordprocessingInk" xmlns:wne="http://schemas.microsoft.com/office/word/2006/wordml" xmlns:wps="http://schemas.microsoft.com/office/word/2010/wordprocessingShape" mc:Ignorable="w14 w15 w16se w16cid w16 w16cex w16sdtdh w16sdtfl w16du wp14">
+  <w:footnote w:type="separator" w:id="-1">
+    <w:p>
+      <w:pPr>
+        <w:rPr>
+          <w:rFonts w:hint="eastAsia"/>
+        </w:rPr>
+      </w:pPr>
+      <w:r>
+        <w:separator/>
+      </w:r>
+    </w:p>
+  </w:footnote>
+  <w:footnote w:type="continuationSeparator" w:id="0">
+    <w:p>
+      <w:pPr>
+        <w:rPr>
+          <w:rFonts w:hint="eastAsia"/>
+        </w:rPr>
+      </w:pPr>
+      <w:r>
+        <w:continuationSeparator/>
+      </w:r>
+    </w:p>
+  </w:footnote>
+</w:footnotes>
 </file>
 
 <file path=word/numbering.xml><?xml version="1.0" encoding="utf-8"?>
@@ -2208,6 +2366,68 @@
       <w:shd w:val="clear" w:color="auto" w:fill="E1DFDD"/>
     </w:rPr>
   </w:style>
+  <w:style w:type="paragraph" w:styleId="af0">
+    <w:name w:val="header"/>
+    <w:basedOn w:val="a"/>
+    <w:link w:val="af1"/>
+    <w:uiPriority w:val="99"/>
+    <w:unhideWhenUsed/>
+    <w:rsid w:val="00FB3E6D"/>
+    <w:pPr>
+      <w:tabs>
+        <w:tab w:val="center" w:pos="4153"/>
+        <w:tab w:val="right" w:pos="8306"/>
+      </w:tabs>
+      <w:snapToGrid w:val="0"/>
+      <w:jc w:val="center"/>
+    </w:pPr>
+    <w:rPr>
+      <w:sz w:val="18"/>
+      <w:szCs w:val="18"/>
+    </w:rPr>
+  </w:style>
+  <w:style w:type="character" w:customStyle="1" w:styleId="af1">
+    <w:name w:val="页眉 字符"/>
+    <w:basedOn w:val="a0"/>
+    <w:link w:val="af0"/>
+    <w:uiPriority w:val="99"/>
+    <w:rsid w:val="00FB3E6D"/>
+    <w:rPr>
+      <w:sz w:val="18"/>
+      <w:szCs w:val="18"/>
+    </w:rPr>
+  </w:style>
+  <w:style w:type="paragraph" w:styleId="af2">
+    <w:name w:val="footer"/>
+    <w:basedOn w:val="a"/>
+    <w:link w:val="af3"/>
+    <w:uiPriority w:val="99"/>
+    <w:unhideWhenUsed/>
+    <w:rsid w:val="00FB3E6D"/>
+    <w:pPr>
+      <w:tabs>
+        <w:tab w:val="center" w:pos="4153"/>
+        <w:tab w:val="right" w:pos="8306"/>
+      </w:tabs>
+      <w:snapToGrid w:val="0"/>
+      <w:jc w:val="left"/>
+    </w:pPr>
+    <w:rPr>
+      <w:sz w:val="18"/>
+      <w:szCs w:val="18"/>
+    </w:rPr>
+  </w:style>
+  <w:style w:type="character" w:customStyle="1" w:styleId="af3">
+    <w:name w:val="页脚 字符"/>
+    <w:basedOn w:val="a0"/>
+    <w:link w:val="af2"/>
+    <w:uiPriority w:val="99"/>
+    <w:rsid w:val="00FB3E6D"/>
+    <w:rPr>
+      <w:sz w:val="18"/>
+      <w:szCs w:val="18"/>
+    </w:rPr>
+  </w:style>
 </w:styles>
 </file>
 
